--- a/forms/treaty-short-service.docx
+++ b/forms/treaty-short-service.docx
@@ -1694,7 +1694,27 @@
                 <w:szCs w:val="20"/>
                 <w:lang w:val="en-US"/>
               </w:rPr>
-              <w:t>{#items}{treaty-job-item-number}</w:t>
+              <w:t>{#</w:t>
+            </w:r>
+            <w:proofErr w:type="gramStart"/>
+            <w:r>
+              <w:rPr>
+                <w:rFonts w:asciiTheme="majorBidi" w:hAnsiTheme="majorBidi" w:cstheme="majorBidi"/>
+                <w:sz w:val="20"/>
+                <w:szCs w:val="20"/>
+                <w:lang w:val="en-US"/>
+              </w:rPr>
+              <w:t>items}{</w:t>
+            </w:r>
+            <w:proofErr w:type="gramEnd"/>
+            <w:r>
+              <w:rPr>
+                <w:rFonts w:asciiTheme="majorBidi" w:hAnsiTheme="majorBidi" w:cstheme="majorBidi"/>
+                <w:sz w:val="20"/>
+                <w:szCs w:val="20"/>
+                <w:lang w:val="en-US"/>
+              </w:rPr>
+              <w:t>treaty-job-item-number}</w:t>
             </w:r>
           </w:p>
         </w:tc>
@@ -1705,7 +1725,6 @@
           </w:tcPr>
           <w:p>
             <w:pPr>
-              <w:jc w:val="center"/>
               <w:rPr>
                 <w:rFonts w:asciiTheme="majorBidi" w:hAnsiTheme="majorBidi" w:cstheme="majorBidi"/>
                 <w:sz w:val="20"/>
@@ -1820,7 +1839,27 @@
                 <w:szCs w:val="20"/>
                 <w:lang w:val="en-US"/>
               </w:rPr>
-              <w:t>{treaty-job-item-total-price}{/items}</w:t>
+              <w:t>{treaty-job-item-total-</w:t>
+            </w:r>
+            <w:proofErr w:type="gramStart"/>
+            <w:r>
+              <w:rPr>
+                <w:rFonts w:asciiTheme="majorBidi" w:hAnsiTheme="majorBidi" w:cstheme="majorBidi"/>
+                <w:sz w:val="20"/>
+                <w:szCs w:val="20"/>
+                <w:lang w:val="en-US"/>
+              </w:rPr>
+              <w:t>price}{</w:t>
+            </w:r>
+            <w:proofErr w:type="gramEnd"/>
+            <w:r>
+              <w:rPr>
+                <w:rFonts w:asciiTheme="majorBidi" w:hAnsiTheme="majorBidi" w:cstheme="majorBidi"/>
+                <w:sz w:val="20"/>
+                <w:szCs w:val="20"/>
+                <w:lang w:val="en-US"/>
+              </w:rPr>
+              <w:t>/items}</w:t>
             </w:r>
           </w:p>
         </w:tc>
@@ -3041,7 +3080,6 @@
             <w:tcBorders>
               <w:right w:val="single" w:sz="4" w:space="0" w:color="auto"/>
             </w:tcBorders>
-            <w:vAlign w:val="center"/>
           </w:tcPr>
           <w:p>
             <w:pPr>
@@ -3087,7 +3125,6 @@
             <w:tcBorders>
               <w:left w:val="single" w:sz="4" w:space="0" w:color="auto"/>
             </w:tcBorders>
-            <w:vAlign w:val="center"/>
           </w:tcPr>
           <w:p>
             <w:pPr>

--- a/forms/treaty-short-service.docx
+++ b/forms/treaty-short-service.docx
@@ -56,8 +56,9 @@
           <w:sz w:val="20"/>
           <w:szCs w:val="20"/>
         </w:rPr>
-        <w:t>№</w:t>
-      </w:r>
+        <w:t>№{</w:t>
+      </w:r>
+      <w:proofErr w:type="spellStart"/>
       <w:r>
         <w:rPr>
           <w:rFonts w:asciiTheme="majorBidi" w:hAnsiTheme="majorBidi" w:cstheme="majorBidi"/>
@@ -65,10 +66,10 @@
           <w:w w:val="100"/>
           <w:sz w:val="20"/>
           <w:szCs w:val="20"/>
-          <w:lang w:val="ru-RU"/>
-        </w:rPr>
-        <w:t>{</w:t>
-      </w:r>
+        </w:rPr>
+        <w:t>treaty-number</w:t>
+      </w:r>
+      <w:proofErr w:type="spellEnd"/>
       <w:r>
         <w:rPr>
           <w:rFonts w:asciiTheme="majorBidi" w:hAnsiTheme="majorBidi" w:cstheme="majorBidi"/>
@@ -76,52 +77,8 @@
           <w:w w:val="100"/>
           <w:sz w:val="20"/>
           <w:szCs w:val="20"/>
-          <w:lang w:val="en-US"/>
-        </w:rPr>
-        <w:t>treaty</w:t>
-      </w:r>
-      <w:r>
-        <w:rPr>
-          <w:rFonts w:asciiTheme="majorBidi" w:hAnsiTheme="majorBidi" w:cstheme="majorBidi"/>
-          <w:b/>
-          <w:w w:val="100"/>
-          <w:sz w:val="20"/>
-          <w:szCs w:val="20"/>
-          <w:lang w:val="ru-RU"/>
-        </w:rPr>
-        <w:t>-</w:t>
-      </w:r>
-      <w:r>
-        <w:rPr>
-          <w:rFonts w:asciiTheme="majorBidi" w:hAnsiTheme="majorBidi" w:cstheme="majorBidi"/>
-          <w:b/>
-          <w:w w:val="100"/>
-          <w:sz w:val="20"/>
-          <w:szCs w:val="20"/>
-          <w:lang w:val="en-US"/>
-        </w:rPr>
-        <w:t>number</w:t>
-      </w:r>
-      <w:r>
-        <w:rPr>
-          <w:rFonts w:asciiTheme="majorBidi" w:hAnsiTheme="majorBidi" w:cstheme="majorBidi"/>
-          <w:b/>
-          <w:w w:val="100"/>
-          <w:sz w:val="20"/>
-          <w:szCs w:val="20"/>
-          <w:lang w:val="ru-RU"/>
-        </w:rPr>
-        <w:t>}</w:t>
-      </w:r>
-      <w:r>
-        <w:rPr>
-          <w:rFonts w:asciiTheme="majorBidi" w:hAnsiTheme="majorBidi" w:cstheme="majorBidi"/>
-          <w:b/>
-          <w:w w:val="100"/>
-          <w:sz w:val="20"/>
-          <w:szCs w:val="20"/>
-        </w:rPr>
-        <w:t xml:space="preserve"> </w:t>
+        </w:rPr>
+        <w:t xml:space="preserve">} </w:t>
       </w:r>
     </w:p>
     <w:p>
@@ -203,7 +160,6 @@
                 <w:bCs/>
                 <w:sz w:val="20"/>
                 <w:szCs w:val="20"/>
-                <w:lang w:val="en-US"/>
               </w:rPr>
             </w:pPr>
             <w:r>
@@ -213,10 +169,10 @@
                 <w:bCs/>
                 <w:sz w:val="20"/>
                 <w:szCs w:val="20"/>
-                <w:lang w:val="en-US"/>
               </w:rPr>
               <w:t>{</w:t>
             </w:r>
+            <w:proofErr w:type="spellStart"/>
             <w:r>
               <w:rPr>
                 <w:rFonts w:asciiTheme="majorBidi" w:hAnsiTheme="majorBidi" w:cstheme="majorBidi"/>
@@ -224,7 +180,6 @@
                 <w:bCs/>
                 <w:sz w:val="20"/>
                 <w:szCs w:val="20"/>
-                <w:lang w:val="en-US"/>
               </w:rPr>
               <w:t>treaty</w:t>
             </w:r>
@@ -235,9 +190,19 @@
                 <w:bCs/>
                 <w:sz w:val="20"/>
                 <w:szCs w:val="20"/>
-                <w:lang w:val="en-US"/>
-              </w:rPr>
-              <w:t>-place}</w:t>
+              </w:rPr>
+              <w:t>-place</w:t>
+            </w:r>
+            <w:proofErr w:type="spellEnd"/>
+            <w:r>
+              <w:rPr>
+                <w:rFonts w:asciiTheme="majorBidi" w:hAnsiTheme="majorBidi" w:cstheme="majorBidi"/>
+                <w:b/>
+                <w:bCs/>
+                <w:sz w:val="20"/>
+                <w:szCs w:val="20"/>
+              </w:rPr>
+              <w:t>}</w:t>
             </w:r>
             <w:bookmarkStart w:id="1" w:name="Mesiac"/>
             <w:bookmarkStart w:id="2" w:name="God"/>
@@ -250,7 +215,6 @@
                 <w:bCs/>
                 <w:sz w:val="20"/>
                 <w:szCs w:val="20"/>
-                <w:lang w:val="en-US"/>
               </w:rPr>
               <w:tab/>
             </w:r>
@@ -270,7 +234,6 @@
                 <w:bCs/>
                 <w:sz w:val="20"/>
                 <w:szCs w:val="20"/>
-                <w:lang w:val="en-US"/>
               </w:rPr>
             </w:pPr>
             <w:r>
@@ -280,10 +243,10 @@
                 <w:bCs/>
                 <w:sz w:val="20"/>
                 <w:szCs w:val="20"/>
-                <w:lang w:val="en-US"/>
               </w:rPr>
               <w:t>{</w:t>
             </w:r>
+            <w:proofErr w:type="spellStart"/>
             <w:r>
               <w:rPr>
                 <w:rFonts w:asciiTheme="majorBidi" w:hAnsiTheme="majorBidi" w:cstheme="majorBidi"/>
@@ -291,7 +254,6 @@
                 <w:bCs/>
                 <w:sz w:val="20"/>
                 <w:szCs w:val="20"/>
-                <w:lang w:val="en-US"/>
               </w:rPr>
               <w:t>treaty</w:t>
             </w:r>
@@ -302,9 +264,19 @@
                 <w:bCs/>
                 <w:sz w:val="20"/>
                 <w:szCs w:val="20"/>
-                <w:lang w:val="en-US"/>
-              </w:rPr>
-              <w:t>-date}</w:t>
+              </w:rPr>
+              <w:t>-date</w:t>
+            </w:r>
+            <w:proofErr w:type="spellEnd"/>
+            <w:r>
+              <w:rPr>
+                <w:rFonts w:asciiTheme="majorBidi" w:hAnsiTheme="majorBidi" w:cstheme="majorBidi"/>
+                <w:b/>
+                <w:bCs/>
+                <w:sz w:val="20"/>
+                <w:szCs w:val="20"/>
+              </w:rPr>
+              <w:t>}</w:t>
             </w:r>
           </w:p>
         </w:tc>
@@ -350,6 +322,7 @@
         </w:rPr>
         <w:t>{</w:t>
       </w:r>
+      <w:proofErr w:type="spellStart"/>
       <w:r>
         <w:rPr>
           <w:rFonts w:asciiTheme="majorBidi" w:hAnsiTheme="majorBidi" w:cstheme="majorBidi"/>
@@ -357,10 +330,10 @@
           <w:bCs/>
           <w:sz w:val="20"/>
           <w:szCs w:val="20"/>
-          <w:lang w:val="en-US"/>
-        </w:rPr>
-        <w:t>treaty</w:t>
-      </w:r>
+        </w:rPr>
+        <w:t>treaty-header-customer</w:t>
+      </w:r>
+      <w:proofErr w:type="spellEnd"/>
       <w:r>
         <w:rPr>
           <w:rFonts w:asciiTheme="majorBidi" w:hAnsiTheme="majorBidi" w:cstheme="majorBidi"/>
@@ -369,7 +342,7 @@
           <w:sz w:val="20"/>
           <w:szCs w:val="20"/>
         </w:rPr>
-        <w:t>-</w:t>
+        <w:t>}</w:t>
       </w:r>
       <w:r>
         <w:rPr>
@@ -378,9 +351,18 @@
           <w:bCs/>
           <w:sz w:val="20"/>
           <w:szCs w:val="20"/>
-          <w:lang w:val="en-US"/>
-        </w:rPr>
-        <w:t>header</w:t>
+        </w:rPr>
+        <w:t>,</w:t>
+      </w:r>
+      <w:bookmarkStart w:id="4" w:name="ZPlatN"/>
+      <w:bookmarkEnd w:id="4"/>
+      <w:r>
+        <w:rPr>
+          <w:rFonts w:asciiTheme="majorBidi" w:hAnsiTheme="majorBidi" w:cstheme="majorBidi"/>
+          <w:sz w:val="20"/>
+          <w:szCs w:val="20"/>
+        </w:rPr>
+        <w:t xml:space="preserve"> </w:t>
       </w:r>
       <w:r>
         <w:rPr>
@@ -390,8 +372,9 @@
           <w:sz w:val="20"/>
           <w:szCs w:val="20"/>
         </w:rPr>
-        <w:t>-</w:t>
-      </w:r>
+        <w:t>{</w:t>
+      </w:r>
+      <w:proofErr w:type="spellStart"/>
       <w:r>
         <w:rPr>
           <w:rFonts w:asciiTheme="majorBidi" w:hAnsiTheme="majorBidi" w:cstheme="majorBidi"/>
@@ -399,9 +382,8 @@
           <w:bCs/>
           <w:sz w:val="20"/>
           <w:szCs w:val="20"/>
-          <w:lang w:val="en-US"/>
-        </w:rPr>
-        <w:t>customer</w:t>
+        </w:rPr>
+        <w:t>treaty-header-customer-</w:t>
       </w:r>
       <w:r>
         <w:rPr>
@@ -411,133 +393,9 @@
           <w:sz w:val="20"/>
           <w:szCs w:val="20"/>
         </w:rPr>
-        <w:t>}</w:t>
-      </w:r>
-      <w:r>
-        <w:rPr>
-          <w:rFonts w:asciiTheme="majorBidi" w:hAnsiTheme="majorBidi" w:cstheme="majorBidi"/>
-          <w:b/>
-          <w:bCs/>
-          <w:sz w:val="20"/>
-          <w:szCs w:val="20"/>
-        </w:rPr>
-        <w:t>,</w:t>
-      </w:r>
-      <w:bookmarkStart w:id="4" w:name="ZPlatN"/>
-      <w:bookmarkEnd w:id="4"/>
-      <w:r>
-        <w:rPr>
-          <w:rFonts w:asciiTheme="majorBidi" w:hAnsiTheme="majorBidi" w:cstheme="majorBidi"/>
-          <w:sz w:val="20"/>
-          <w:szCs w:val="20"/>
-        </w:rPr>
-        <w:t xml:space="preserve"> </w:t>
-      </w:r>
-      <w:r>
-        <w:rPr>
-          <w:rFonts w:asciiTheme="majorBidi" w:hAnsiTheme="majorBidi" w:cstheme="majorBidi"/>
-          <w:b/>
-          <w:bCs/>
-          <w:sz w:val="20"/>
-          <w:szCs w:val="20"/>
-        </w:rPr>
-        <w:t>{</w:t>
-      </w:r>
-      <w:r>
-        <w:rPr>
-          <w:rFonts w:asciiTheme="majorBidi" w:hAnsiTheme="majorBidi" w:cstheme="majorBidi"/>
-          <w:b/>
-          <w:bCs/>
-          <w:sz w:val="20"/>
-          <w:szCs w:val="20"/>
-          <w:lang w:val="en-US"/>
-        </w:rPr>
-        <w:t>treaty</w:t>
-      </w:r>
-      <w:r>
-        <w:rPr>
-          <w:rFonts w:asciiTheme="majorBidi" w:hAnsiTheme="majorBidi" w:cstheme="majorBidi"/>
-          <w:b/>
-          <w:bCs/>
-          <w:sz w:val="20"/>
-          <w:szCs w:val="20"/>
-        </w:rPr>
-        <w:t>-</w:t>
-      </w:r>
-      <w:r>
-        <w:rPr>
-          <w:rFonts w:asciiTheme="majorBidi" w:hAnsiTheme="majorBidi" w:cstheme="majorBidi"/>
-          <w:b/>
-          <w:bCs/>
-          <w:sz w:val="20"/>
-          <w:szCs w:val="20"/>
-          <w:lang w:val="en-US"/>
-        </w:rPr>
-        <w:t>header</w:t>
-      </w:r>
-      <w:r>
-        <w:rPr>
-          <w:rFonts w:asciiTheme="majorBidi" w:hAnsiTheme="majorBidi" w:cstheme="majorBidi"/>
-          <w:b/>
-          <w:bCs/>
-          <w:sz w:val="20"/>
-          <w:szCs w:val="20"/>
-        </w:rPr>
-        <w:t>-</w:t>
-      </w:r>
-      <w:r>
-        <w:rPr>
-          <w:rFonts w:asciiTheme="majorBidi" w:hAnsiTheme="majorBidi" w:cstheme="majorBidi"/>
-          <w:b/>
-          <w:bCs/>
-          <w:sz w:val="20"/>
-          <w:szCs w:val="20"/>
-          <w:lang w:val="en-US"/>
-        </w:rPr>
-        <w:t>customer</w:t>
-      </w:r>
-      <w:r>
-        <w:rPr>
-          <w:rFonts w:asciiTheme="majorBidi" w:hAnsiTheme="majorBidi" w:cstheme="majorBidi"/>
-          <w:b/>
-          <w:bCs/>
-          <w:sz w:val="20"/>
-          <w:szCs w:val="20"/>
-        </w:rPr>
-        <w:t>-</w:t>
-      </w:r>
-      <w:r>
-        <w:rPr>
-          <w:rFonts w:asciiTheme="majorBidi" w:hAnsiTheme="majorBidi" w:cstheme="majorBidi"/>
-          <w:b/>
-          <w:bCs/>
-          <w:sz w:val="20"/>
-          <w:szCs w:val="20"/>
-          <w:lang w:val="en-US"/>
-        </w:rPr>
-        <w:t>tax</w:t>
-      </w:r>
-      <w:r>
-        <w:rPr>
-          <w:rFonts w:asciiTheme="majorBidi" w:hAnsiTheme="majorBidi" w:cstheme="majorBidi"/>
-          <w:b/>
-          <w:bCs/>
-          <w:sz w:val="20"/>
-          <w:szCs w:val="20"/>
-        </w:rPr>
-        <w:t>-</w:t>
-      </w:r>
-      <w:r>
-        <w:rPr>
-          <w:rFonts w:asciiTheme="majorBidi" w:hAnsiTheme="majorBidi" w:cstheme="majorBidi"/>
-          <w:b/>
-          <w:bCs/>
-          <w:sz w:val="20"/>
-          <w:szCs w:val="20"/>
-          <w:lang w:val="en-US"/>
-        </w:rPr>
-        <w:t>status</w:t>
-      </w:r>
+        <w:t>tax-status</w:t>
+      </w:r>
+      <w:proofErr w:type="spellEnd"/>
       <w:r>
         <w:rPr>
           <w:rFonts w:asciiTheme="majorBidi" w:hAnsiTheme="majorBidi" w:cstheme="majorBidi"/>
@@ -603,6 +461,7 @@
         </w:rPr>
         <w:t>{</w:t>
       </w:r>
+      <w:proofErr w:type="spellStart"/>
       <w:r>
         <w:rPr>
           <w:rFonts w:asciiTheme="majorBidi" w:hAnsiTheme="majorBidi" w:cstheme="majorBidi"/>
@@ -610,10 +469,10 @@
           <w:bCs/>
           <w:sz w:val="20"/>
           <w:szCs w:val="20"/>
-          <w:lang w:val="en-US"/>
-        </w:rPr>
-        <w:t>treaty</w:t>
-      </w:r>
+        </w:rPr>
+        <w:t>treaty-header-customer-person</w:t>
+      </w:r>
+      <w:proofErr w:type="spellEnd"/>
       <w:r>
         <w:rPr>
           <w:rFonts w:asciiTheme="majorBidi" w:hAnsiTheme="majorBidi" w:cstheme="majorBidi"/>
@@ -622,8 +481,42 @@
           <w:sz w:val="20"/>
           <w:szCs w:val="20"/>
         </w:rPr>
-        <w:t>-</w:t>
-      </w:r>
+        <w:t>}</w:t>
+      </w:r>
+      <w:r>
+        <w:rPr>
+          <w:rFonts w:asciiTheme="majorBidi" w:hAnsiTheme="majorBidi" w:cstheme="majorBidi"/>
+          <w:sz w:val="20"/>
+          <w:szCs w:val="20"/>
+        </w:rPr>
+        <w:t xml:space="preserve">, </w:t>
+      </w:r>
+      <w:r>
+        <w:rPr>
+          <w:rFonts w:asciiTheme="majorBidi" w:hAnsiTheme="majorBidi" w:cstheme="majorBidi"/>
+          <w:sz w:val="20"/>
+          <w:szCs w:val="20"/>
+        </w:rPr>
+        <w:t xml:space="preserve">що діє </w:t>
+      </w:r>
+      <w:r>
+        <w:rPr>
+          <w:rFonts w:asciiTheme="majorBidi" w:hAnsiTheme="majorBidi" w:cstheme="majorBidi"/>
+          <w:sz w:val="20"/>
+          <w:szCs w:val="20"/>
+        </w:rPr>
+        <w:t>на підставі</w:t>
+      </w:r>
+      <w:r>
+        <w:rPr>
+          <w:rFonts w:asciiTheme="majorBidi" w:hAnsiTheme="majorBidi" w:cstheme="majorBidi"/>
+          <w:sz w:val="20"/>
+          <w:szCs w:val="20"/>
+        </w:rPr>
+        <w:t xml:space="preserve"> </w:t>
+      </w:r>
+      <w:bookmarkStart w:id="7" w:name="ZDeistOsn"/>
+      <w:bookmarkEnd w:id="7"/>
       <w:r>
         <w:rPr>
           <w:rFonts w:asciiTheme="majorBidi" w:hAnsiTheme="majorBidi" w:cstheme="majorBidi"/>
@@ -631,10 +524,10 @@
           <w:bCs/>
           <w:sz w:val="20"/>
           <w:szCs w:val="20"/>
-          <w:lang w:val="en-US"/>
-        </w:rPr>
-        <w:t>header</w:t>
-      </w:r>
+        </w:rPr>
+        <w:t>{</w:t>
+      </w:r>
+      <w:proofErr w:type="spellStart"/>
       <w:r>
         <w:rPr>
           <w:rFonts w:asciiTheme="majorBidi" w:hAnsiTheme="majorBidi" w:cstheme="majorBidi"/>
@@ -643,8 +536,9 @@
           <w:sz w:val="20"/>
           <w:szCs w:val="20"/>
         </w:rPr>
-        <w:t>-</w:t>
-      </w:r>
+        <w:t>treaty-header-customer-person-mandate</w:t>
+      </w:r>
+      <w:proofErr w:type="spellEnd"/>
       <w:r>
         <w:rPr>
           <w:rFonts w:asciiTheme="majorBidi" w:hAnsiTheme="majorBidi" w:cstheme="majorBidi"/>
@@ -652,10 +546,35 @@
           <w:bCs/>
           <w:sz w:val="20"/>
           <w:szCs w:val="20"/>
-          <w:lang w:val="en-US"/>
-        </w:rPr>
-        <w:t>customer</w:t>
-      </w:r>
+        </w:rPr>
+        <w:t>}</w:t>
+      </w:r>
+      <w:r>
+        <w:rPr>
+          <w:rFonts w:asciiTheme="majorBidi" w:hAnsiTheme="majorBidi" w:cstheme="majorBidi"/>
+          <w:sz w:val="20"/>
+          <w:szCs w:val="20"/>
+        </w:rPr>
+        <w:t xml:space="preserve">, </w:t>
+      </w:r>
+      <w:r>
+        <w:rPr>
+          <w:rFonts w:asciiTheme="majorBidi" w:hAnsiTheme="majorBidi" w:cstheme="majorBidi"/>
+          <w:sz w:val="20"/>
+          <w:szCs w:val="20"/>
+        </w:rPr>
+        <w:t>з одної сторони, та</w:t>
+      </w:r>
+      <w:r>
+        <w:rPr>
+          <w:rFonts w:asciiTheme="majorBidi" w:hAnsiTheme="majorBidi" w:cstheme="majorBidi"/>
+          <w:sz w:val="20"/>
+          <w:szCs w:val="20"/>
+        </w:rPr>
+        <w:t xml:space="preserve"> </w:t>
+      </w:r>
+      <w:bookmarkStart w:id="8" w:name="Podriad"/>
+      <w:bookmarkEnd w:id="8"/>
       <w:r>
         <w:rPr>
           <w:rFonts w:asciiTheme="majorBidi" w:hAnsiTheme="majorBidi" w:cstheme="majorBidi"/>
@@ -664,8 +583,9 @@
           <w:sz w:val="20"/>
           <w:szCs w:val="20"/>
         </w:rPr>
-        <w:t>-</w:t>
-      </w:r>
+        <w:t>{</w:t>
+      </w:r>
+      <w:proofErr w:type="spellStart"/>
       <w:r>
         <w:rPr>
           <w:rFonts w:asciiTheme="majorBidi" w:hAnsiTheme="majorBidi" w:cstheme="majorBidi"/>
@@ -673,9 +593,8 @@
           <w:bCs/>
           <w:sz w:val="20"/>
           <w:szCs w:val="20"/>
-          <w:lang w:val="en-US"/>
-        </w:rPr>
-        <w:t>person</w:t>
+        </w:rPr>
+        <w:t>treaty-header-</w:t>
       </w:r>
       <w:r>
         <w:rPr>
@@ -685,42 +604,9 @@
           <w:sz w:val="20"/>
           <w:szCs w:val="20"/>
         </w:rPr>
-        <w:t>}</w:t>
-      </w:r>
-      <w:r>
-        <w:rPr>
-          <w:rFonts w:asciiTheme="majorBidi" w:hAnsiTheme="majorBidi" w:cstheme="majorBidi"/>
-          <w:sz w:val="20"/>
-          <w:szCs w:val="20"/>
-        </w:rPr>
-        <w:t xml:space="preserve">, </w:t>
-      </w:r>
-      <w:r>
-        <w:rPr>
-          <w:rFonts w:asciiTheme="majorBidi" w:hAnsiTheme="majorBidi" w:cstheme="majorBidi"/>
-          <w:sz w:val="20"/>
-          <w:szCs w:val="20"/>
-        </w:rPr>
-        <w:t xml:space="preserve">що діє </w:t>
-      </w:r>
-      <w:r>
-        <w:rPr>
-          <w:rFonts w:asciiTheme="majorBidi" w:hAnsiTheme="majorBidi" w:cstheme="majorBidi"/>
-          <w:sz w:val="20"/>
-          <w:szCs w:val="20"/>
-        </w:rPr>
-        <w:t>на підставі</w:t>
-      </w:r>
-      <w:r>
-        <w:rPr>
-          <w:rFonts w:asciiTheme="majorBidi" w:hAnsiTheme="majorBidi" w:cstheme="majorBidi"/>
-          <w:sz w:val="20"/>
-          <w:szCs w:val="20"/>
-        </w:rPr>
-        <w:t xml:space="preserve"> </w:t>
-      </w:r>
-      <w:bookmarkStart w:id="7" w:name="ZDeistOsn"/>
-      <w:bookmarkEnd w:id="7"/>
+        <w:t>contractor</w:t>
+      </w:r>
+      <w:proofErr w:type="spellEnd"/>
       <w:r>
         <w:rPr>
           <w:rFonts w:asciiTheme="majorBidi" w:hAnsiTheme="majorBidi" w:cstheme="majorBidi"/>
@@ -729,8 +615,18 @@
           <w:sz w:val="20"/>
           <w:szCs w:val="20"/>
         </w:rPr>
-        <w:t>{</w:t>
-      </w:r>
+        <w:t>}</w:t>
+      </w:r>
+      <w:r>
+        <w:rPr>
+          <w:rFonts w:asciiTheme="majorBidi" w:hAnsiTheme="majorBidi" w:cstheme="majorBidi"/>
+          <w:sz w:val="20"/>
+          <w:szCs w:val="20"/>
+        </w:rPr>
+        <w:t xml:space="preserve">, </w:t>
+      </w:r>
+      <w:bookmarkStart w:id="9" w:name="PPlatN"/>
+      <w:bookmarkEnd w:id="9"/>
       <w:r>
         <w:rPr>
           <w:rFonts w:asciiTheme="majorBidi" w:hAnsiTheme="majorBidi" w:cstheme="majorBidi"/>
@@ -738,10 +634,10 @@
           <w:bCs/>
           <w:sz w:val="20"/>
           <w:szCs w:val="20"/>
-          <w:lang w:val="en-US"/>
-        </w:rPr>
-        <w:t>treaty</w:t>
-      </w:r>
+        </w:rPr>
+        <w:t>{</w:t>
+      </w:r>
+      <w:proofErr w:type="spellStart"/>
       <w:r>
         <w:rPr>
           <w:rFonts w:asciiTheme="majorBidi" w:hAnsiTheme="majorBidi" w:cstheme="majorBidi"/>
@@ -750,7 +646,7 @@
           <w:sz w:val="20"/>
           <w:szCs w:val="20"/>
         </w:rPr>
-        <w:t>-</w:t>
+        <w:t>treaty-header-</w:t>
       </w:r>
       <w:r>
         <w:rPr>
@@ -759,9 +655,8 @@
           <w:bCs/>
           <w:sz w:val="20"/>
           <w:szCs w:val="20"/>
-          <w:lang w:val="en-US"/>
-        </w:rPr>
-        <w:t>header</w:t>
+        </w:rPr>
+        <w:t>contractor</w:t>
       </w:r>
       <w:r>
         <w:rPr>
@@ -771,285 +666,9 @@
           <w:sz w:val="20"/>
           <w:szCs w:val="20"/>
         </w:rPr>
-        <w:t>-</w:t>
-      </w:r>
-      <w:r>
-        <w:rPr>
-          <w:rFonts w:asciiTheme="majorBidi" w:hAnsiTheme="majorBidi" w:cstheme="majorBidi"/>
-          <w:b/>
-          <w:bCs/>
-          <w:sz w:val="20"/>
-          <w:szCs w:val="20"/>
-          <w:lang w:val="en-US"/>
-        </w:rPr>
-        <w:t>customer</w:t>
-      </w:r>
-      <w:r>
-        <w:rPr>
-          <w:rFonts w:asciiTheme="majorBidi" w:hAnsiTheme="majorBidi" w:cstheme="majorBidi"/>
-          <w:b/>
-          <w:bCs/>
-          <w:sz w:val="20"/>
-          <w:szCs w:val="20"/>
-        </w:rPr>
-        <w:t>-</w:t>
-      </w:r>
-      <w:r>
-        <w:rPr>
-          <w:rFonts w:asciiTheme="majorBidi" w:hAnsiTheme="majorBidi" w:cstheme="majorBidi"/>
-          <w:b/>
-          <w:bCs/>
-          <w:sz w:val="20"/>
-          <w:szCs w:val="20"/>
-          <w:lang w:val="en-US"/>
-        </w:rPr>
-        <w:t>person</w:t>
-      </w:r>
-      <w:r>
-        <w:rPr>
-          <w:rFonts w:asciiTheme="majorBidi" w:hAnsiTheme="majorBidi" w:cstheme="majorBidi"/>
-          <w:b/>
-          <w:bCs/>
-          <w:sz w:val="20"/>
-          <w:szCs w:val="20"/>
-        </w:rPr>
-        <w:t>-</w:t>
-      </w:r>
-      <w:r>
-        <w:rPr>
-          <w:rFonts w:asciiTheme="majorBidi" w:hAnsiTheme="majorBidi" w:cstheme="majorBidi"/>
-          <w:b/>
-          <w:bCs/>
-          <w:sz w:val="20"/>
-          <w:szCs w:val="20"/>
-          <w:lang w:val="en-US"/>
-        </w:rPr>
-        <w:t>mandate</w:t>
-      </w:r>
-      <w:r>
-        <w:rPr>
-          <w:rFonts w:asciiTheme="majorBidi" w:hAnsiTheme="majorBidi" w:cstheme="majorBidi"/>
-          <w:b/>
-          <w:bCs/>
-          <w:sz w:val="20"/>
-          <w:szCs w:val="20"/>
-        </w:rPr>
-        <w:t>}</w:t>
-      </w:r>
-      <w:r>
-        <w:rPr>
-          <w:rFonts w:asciiTheme="majorBidi" w:hAnsiTheme="majorBidi" w:cstheme="majorBidi"/>
-          <w:sz w:val="20"/>
-          <w:szCs w:val="20"/>
-        </w:rPr>
-        <w:t xml:space="preserve">, </w:t>
-      </w:r>
-      <w:r>
-        <w:rPr>
-          <w:rFonts w:asciiTheme="majorBidi" w:hAnsiTheme="majorBidi" w:cstheme="majorBidi"/>
-          <w:sz w:val="20"/>
-          <w:szCs w:val="20"/>
-        </w:rPr>
-        <w:t>з одної сторони, та</w:t>
-      </w:r>
-      <w:r>
-        <w:rPr>
-          <w:rFonts w:asciiTheme="majorBidi" w:hAnsiTheme="majorBidi" w:cstheme="majorBidi"/>
-          <w:sz w:val="20"/>
-          <w:szCs w:val="20"/>
-        </w:rPr>
-        <w:t xml:space="preserve"> </w:t>
-      </w:r>
-      <w:bookmarkStart w:id="8" w:name="Podriad"/>
-      <w:bookmarkEnd w:id="8"/>
-      <w:r>
-        <w:rPr>
-          <w:rFonts w:asciiTheme="majorBidi" w:hAnsiTheme="majorBidi" w:cstheme="majorBidi"/>
-          <w:b/>
-          <w:bCs/>
-          <w:sz w:val="20"/>
-          <w:szCs w:val="20"/>
-        </w:rPr>
-        <w:t>{</w:t>
-      </w:r>
-      <w:r>
-        <w:rPr>
-          <w:rFonts w:asciiTheme="majorBidi" w:hAnsiTheme="majorBidi" w:cstheme="majorBidi"/>
-          <w:b/>
-          <w:bCs/>
-          <w:sz w:val="20"/>
-          <w:szCs w:val="20"/>
-          <w:lang w:val="en-US"/>
-        </w:rPr>
-        <w:t>treaty</w:t>
-      </w:r>
-      <w:r>
-        <w:rPr>
-          <w:rFonts w:asciiTheme="majorBidi" w:hAnsiTheme="majorBidi" w:cstheme="majorBidi"/>
-          <w:b/>
-          <w:bCs/>
-          <w:sz w:val="20"/>
-          <w:szCs w:val="20"/>
-        </w:rPr>
-        <w:t>-</w:t>
-      </w:r>
-      <w:r>
-        <w:rPr>
-          <w:rFonts w:asciiTheme="majorBidi" w:hAnsiTheme="majorBidi" w:cstheme="majorBidi"/>
-          <w:b/>
-          <w:bCs/>
-          <w:sz w:val="20"/>
-          <w:szCs w:val="20"/>
-          <w:lang w:val="en-US"/>
-        </w:rPr>
-        <w:t>header</w:t>
-      </w:r>
-      <w:r>
-        <w:rPr>
-          <w:rFonts w:asciiTheme="majorBidi" w:hAnsiTheme="majorBidi" w:cstheme="majorBidi"/>
-          <w:b/>
-          <w:bCs/>
-          <w:sz w:val="20"/>
-          <w:szCs w:val="20"/>
-        </w:rPr>
-        <w:t>-</w:t>
-      </w:r>
-      <w:r>
-        <w:rPr>
-          <w:rFonts w:asciiTheme="majorBidi" w:hAnsiTheme="majorBidi" w:cstheme="majorBidi"/>
-          <w:b/>
-          <w:bCs/>
-          <w:sz w:val="20"/>
-          <w:szCs w:val="20"/>
-          <w:lang w:val="en-US"/>
-        </w:rPr>
-        <w:t>contractor</w:t>
-      </w:r>
-      <w:r>
-        <w:rPr>
-          <w:rFonts w:asciiTheme="majorBidi" w:hAnsiTheme="majorBidi" w:cstheme="majorBidi"/>
-          <w:b/>
-          <w:bCs/>
-          <w:sz w:val="20"/>
-          <w:szCs w:val="20"/>
-        </w:rPr>
-        <w:t>}</w:t>
-      </w:r>
-      <w:r>
-        <w:rPr>
-          <w:rFonts w:asciiTheme="majorBidi" w:hAnsiTheme="majorBidi" w:cstheme="majorBidi"/>
-          <w:sz w:val="20"/>
-          <w:szCs w:val="20"/>
-        </w:rPr>
-        <w:t xml:space="preserve">, </w:t>
-      </w:r>
-      <w:bookmarkStart w:id="9" w:name="PPlatN"/>
-      <w:bookmarkEnd w:id="9"/>
-      <w:r>
-        <w:rPr>
-          <w:rFonts w:asciiTheme="majorBidi" w:hAnsiTheme="majorBidi" w:cstheme="majorBidi"/>
-          <w:b/>
-          <w:bCs/>
-          <w:sz w:val="20"/>
-          <w:szCs w:val="20"/>
-        </w:rPr>
-        <w:t>{</w:t>
-      </w:r>
-      <w:r>
-        <w:rPr>
-          <w:rFonts w:asciiTheme="majorBidi" w:hAnsiTheme="majorBidi" w:cstheme="majorBidi"/>
-          <w:b/>
-          <w:bCs/>
-          <w:sz w:val="20"/>
-          <w:szCs w:val="20"/>
-          <w:lang w:val="en-US"/>
-        </w:rPr>
-        <w:t>treaty</w:t>
-      </w:r>
-      <w:r>
-        <w:rPr>
-          <w:rFonts w:asciiTheme="majorBidi" w:hAnsiTheme="majorBidi" w:cstheme="majorBidi"/>
-          <w:b/>
-          <w:bCs/>
-          <w:sz w:val="20"/>
-          <w:szCs w:val="20"/>
-        </w:rPr>
-        <w:t>-</w:t>
-      </w:r>
-      <w:r>
-        <w:rPr>
-          <w:rFonts w:asciiTheme="majorBidi" w:hAnsiTheme="majorBidi" w:cstheme="majorBidi"/>
-          <w:b/>
-          <w:bCs/>
-          <w:sz w:val="20"/>
-          <w:szCs w:val="20"/>
-          <w:lang w:val="en-US"/>
-        </w:rPr>
-        <w:t>header</w:t>
-      </w:r>
-      <w:r>
-        <w:rPr>
-          <w:rFonts w:asciiTheme="majorBidi" w:hAnsiTheme="majorBidi" w:cstheme="majorBidi"/>
-          <w:b/>
-          <w:bCs/>
-          <w:sz w:val="20"/>
-          <w:szCs w:val="20"/>
-        </w:rPr>
-        <w:t>-</w:t>
-      </w:r>
-      <w:r>
-        <w:rPr>
-          <w:rFonts w:asciiTheme="majorBidi" w:hAnsiTheme="majorBidi" w:cstheme="majorBidi"/>
-          <w:b/>
-          <w:bCs/>
-          <w:sz w:val="20"/>
-          <w:szCs w:val="20"/>
-          <w:lang w:val="en-US"/>
-        </w:rPr>
-        <w:t>contractor</w:t>
-      </w:r>
-      <w:r>
-        <w:rPr>
-          <w:rFonts w:asciiTheme="majorBidi" w:hAnsiTheme="majorBidi" w:cstheme="majorBidi"/>
-          <w:b/>
-          <w:bCs/>
-          <w:sz w:val="20"/>
-          <w:szCs w:val="20"/>
-        </w:rPr>
-        <w:t>-</w:t>
-      </w:r>
-      <w:r>
-        <w:rPr>
-          <w:rFonts w:asciiTheme="majorBidi" w:hAnsiTheme="majorBidi" w:cstheme="majorBidi"/>
-          <w:b/>
-          <w:bCs/>
-          <w:sz w:val="20"/>
-          <w:szCs w:val="20"/>
-          <w:lang w:val="en-US"/>
-        </w:rPr>
-        <w:t>tax</w:t>
-      </w:r>
-      <w:r>
-        <w:rPr>
-          <w:rFonts w:asciiTheme="majorBidi" w:hAnsiTheme="majorBidi" w:cstheme="majorBidi"/>
-          <w:b/>
-          <w:bCs/>
-          <w:sz w:val="20"/>
-          <w:szCs w:val="20"/>
-        </w:rPr>
-        <w:t>-</w:t>
-      </w:r>
-      <w:r>
-        <w:rPr>
-          <w:rFonts w:asciiTheme="majorBidi" w:hAnsiTheme="majorBidi" w:cstheme="majorBidi"/>
-          <w:b/>
-          <w:bCs/>
-          <w:sz w:val="20"/>
-          <w:szCs w:val="20"/>
-          <w:lang w:val="en-US"/>
-        </w:rPr>
-        <w:t>status</w:t>
-      </w:r>
+        <w:t>-tax-status</w:t>
+      </w:r>
+      <w:proofErr w:type="spellEnd"/>
       <w:r>
         <w:rPr>
           <w:rFonts w:asciiTheme="majorBidi" w:hAnsiTheme="majorBidi" w:cstheme="majorBidi"/>
@@ -1115,6 +734,7 @@
         </w:rPr>
         <w:t>{</w:t>
       </w:r>
+      <w:proofErr w:type="spellStart"/>
       <w:r>
         <w:rPr>
           <w:rFonts w:asciiTheme="majorBidi" w:hAnsiTheme="majorBidi" w:cstheme="majorBidi"/>
@@ -1122,9 +742,8 @@
           <w:bCs/>
           <w:sz w:val="20"/>
           <w:szCs w:val="20"/>
-          <w:lang w:val="en-US"/>
-        </w:rPr>
-        <w:t>treaty</w:t>
+        </w:rPr>
+        <w:t>treaty-header-</w:t>
       </w:r>
       <w:r>
         <w:rPr>
@@ -1134,7 +753,7 @@
           <w:sz w:val="20"/>
           <w:szCs w:val="20"/>
         </w:rPr>
-        <w:t>-</w:t>
+        <w:t>contractor</w:t>
       </w:r>
       <w:r>
         <w:rPr>
@@ -1143,10 +762,10 @@
           <w:bCs/>
           <w:sz w:val="20"/>
           <w:szCs w:val="20"/>
-          <w:lang w:val="en-US"/>
-        </w:rPr>
-        <w:t>header</w:t>
-      </w:r>
+        </w:rPr>
+        <w:t>-person</w:t>
+      </w:r>
+      <w:proofErr w:type="spellEnd"/>
       <w:r>
         <w:rPr>
           <w:rFonts w:asciiTheme="majorBidi" w:hAnsiTheme="majorBidi" w:cstheme="majorBidi"/>
@@ -1155,7 +774,25 @@
           <w:sz w:val="20"/>
           <w:szCs w:val="20"/>
         </w:rPr>
-        <w:t>-</w:t>
+        <w:t>}</w:t>
+      </w:r>
+      <w:r>
+        <w:rPr>
+          <w:rFonts w:asciiTheme="majorBidi" w:hAnsiTheme="majorBidi" w:cstheme="majorBidi"/>
+          <w:sz w:val="20"/>
+          <w:szCs w:val="20"/>
+        </w:rPr>
+        <w:t xml:space="preserve">, </w:t>
+      </w:r>
+      <w:bookmarkStart w:id="12" w:name="PDeistOsn"/>
+      <w:bookmarkEnd w:id="12"/>
+      <w:r>
+        <w:rPr>
+          <w:rFonts w:asciiTheme="majorBidi" w:hAnsiTheme="majorBidi" w:cstheme="majorBidi"/>
+          <w:sz w:val="20"/>
+          <w:szCs w:val="20"/>
+        </w:rPr>
+        <w:t xml:space="preserve">що діє на підставі </w:t>
       </w:r>
       <w:r>
         <w:rPr>
@@ -1164,10 +801,10 @@
           <w:bCs/>
           <w:sz w:val="20"/>
           <w:szCs w:val="20"/>
-          <w:lang w:val="en-US"/>
-        </w:rPr>
-        <w:t>contractor</w:t>
-      </w:r>
+        </w:rPr>
+        <w:t>{</w:t>
+      </w:r>
+      <w:proofErr w:type="spellStart"/>
       <w:r>
         <w:rPr>
           <w:rFonts w:asciiTheme="majorBidi" w:hAnsiTheme="majorBidi" w:cstheme="majorBidi"/>
@@ -1176,7 +813,7 @@
           <w:sz w:val="20"/>
           <w:szCs w:val="20"/>
         </w:rPr>
-        <w:t>-</w:t>
+        <w:t>treaty-header-</w:t>
       </w:r>
       <w:r>
         <w:rPr>
@@ -1185,9 +822,8 @@
           <w:bCs/>
           <w:sz w:val="20"/>
           <w:szCs w:val="20"/>
-          <w:lang w:val="en-US"/>
-        </w:rPr>
-        <w:t>person</w:t>
+        </w:rPr>
+        <w:t>contractor</w:t>
       </w:r>
       <w:r>
         <w:rPr>
@@ -1197,131 +833,9 @@
           <w:sz w:val="20"/>
           <w:szCs w:val="20"/>
         </w:rPr>
-        <w:t>}</w:t>
-      </w:r>
-      <w:r>
-        <w:rPr>
-          <w:rFonts w:asciiTheme="majorBidi" w:hAnsiTheme="majorBidi" w:cstheme="majorBidi"/>
-          <w:sz w:val="20"/>
-          <w:szCs w:val="20"/>
-        </w:rPr>
-        <w:t xml:space="preserve">, </w:t>
-      </w:r>
-      <w:bookmarkStart w:id="12" w:name="PDeistOsn"/>
-      <w:bookmarkEnd w:id="12"/>
-      <w:r>
-        <w:rPr>
-          <w:rFonts w:asciiTheme="majorBidi" w:hAnsiTheme="majorBidi" w:cstheme="majorBidi"/>
-          <w:sz w:val="20"/>
-          <w:szCs w:val="20"/>
-        </w:rPr>
-        <w:t xml:space="preserve">що діє на підставі </w:t>
-      </w:r>
-      <w:r>
-        <w:rPr>
-          <w:rFonts w:asciiTheme="majorBidi" w:hAnsiTheme="majorBidi" w:cstheme="majorBidi"/>
-          <w:b/>
-          <w:bCs/>
-          <w:sz w:val="20"/>
-          <w:szCs w:val="20"/>
-        </w:rPr>
-        <w:t>{</w:t>
-      </w:r>
-      <w:r>
-        <w:rPr>
-          <w:rFonts w:asciiTheme="majorBidi" w:hAnsiTheme="majorBidi" w:cstheme="majorBidi"/>
-          <w:b/>
-          <w:bCs/>
-          <w:sz w:val="20"/>
-          <w:szCs w:val="20"/>
-          <w:lang w:val="en-US"/>
-        </w:rPr>
-        <w:t>treaty</w:t>
-      </w:r>
-      <w:r>
-        <w:rPr>
-          <w:rFonts w:asciiTheme="majorBidi" w:hAnsiTheme="majorBidi" w:cstheme="majorBidi"/>
-          <w:b/>
-          <w:bCs/>
-          <w:sz w:val="20"/>
-          <w:szCs w:val="20"/>
-        </w:rPr>
-        <w:t>-</w:t>
-      </w:r>
-      <w:r>
-        <w:rPr>
-          <w:rFonts w:asciiTheme="majorBidi" w:hAnsiTheme="majorBidi" w:cstheme="majorBidi"/>
-          <w:b/>
-          <w:bCs/>
-          <w:sz w:val="20"/>
-          <w:szCs w:val="20"/>
-          <w:lang w:val="en-US"/>
-        </w:rPr>
-        <w:t>header</w:t>
-      </w:r>
-      <w:r>
-        <w:rPr>
-          <w:rFonts w:asciiTheme="majorBidi" w:hAnsiTheme="majorBidi" w:cstheme="majorBidi"/>
-          <w:b/>
-          <w:bCs/>
-          <w:sz w:val="20"/>
-          <w:szCs w:val="20"/>
-        </w:rPr>
-        <w:t>-</w:t>
-      </w:r>
-      <w:r>
-        <w:rPr>
-          <w:rFonts w:asciiTheme="majorBidi" w:hAnsiTheme="majorBidi" w:cstheme="majorBidi"/>
-          <w:b/>
-          <w:bCs/>
-          <w:sz w:val="20"/>
-          <w:szCs w:val="20"/>
-          <w:lang w:val="en-US"/>
-        </w:rPr>
-        <w:t>contractor</w:t>
-      </w:r>
-      <w:r>
-        <w:rPr>
-          <w:rFonts w:asciiTheme="majorBidi" w:hAnsiTheme="majorBidi" w:cstheme="majorBidi"/>
-          <w:b/>
-          <w:bCs/>
-          <w:sz w:val="20"/>
-          <w:szCs w:val="20"/>
-        </w:rPr>
-        <w:t>-</w:t>
-      </w:r>
-      <w:r>
-        <w:rPr>
-          <w:rFonts w:asciiTheme="majorBidi" w:hAnsiTheme="majorBidi" w:cstheme="majorBidi"/>
-          <w:b/>
-          <w:bCs/>
-          <w:sz w:val="20"/>
-          <w:szCs w:val="20"/>
-          <w:lang w:val="en-US"/>
-        </w:rPr>
-        <w:t>person</w:t>
-      </w:r>
-      <w:r>
-        <w:rPr>
-          <w:rFonts w:asciiTheme="majorBidi" w:hAnsiTheme="majorBidi" w:cstheme="majorBidi"/>
-          <w:b/>
-          <w:bCs/>
-          <w:sz w:val="20"/>
-          <w:szCs w:val="20"/>
-        </w:rPr>
-        <w:t>-</w:t>
-      </w:r>
-      <w:r>
-        <w:rPr>
-          <w:rFonts w:asciiTheme="majorBidi" w:hAnsiTheme="majorBidi" w:cstheme="majorBidi"/>
-          <w:b/>
-          <w:bCs/>
-          <w:sz w:val="20"/>
-          <w:szCs w:val="20"/>
-          <w:lang w:val="en-US"/>
-        </w:rPr>
-        <w:t>mandate</w:t>
-      </w:r>
+        <w:t>-person-mandate</w:t>
+      </w:r>
+      <w:proofErr w:type="spellEnd"/>
       <w:r>
         <w:rPr>
           <w:rFonts w:asciiTheme="majorBidi" w:hAnsiTheme="majorBidi" w:cstheme="majorBidi"/>
@@ -1539,16 +1053,7 @@
                 <w:sz w:val="20"/>
                 <w:szCs w:val="20"/>
               </w:rPr>
-              <w:t>Найменування</w:t>
-            </w:r>
-            <w:r>
-              <w:rPr>
-                <w:rFonts w:asciiTheme="majorBidi" w:hAnsiTheme="majorBidi" w:cstheme="majorBidi"/>
-                <w:sz w:val="20"/>
-                <w:szCs w:val="20"/>
-                <w:lang w:val="en-US"/>
-              </w:rPr>
-              <w:t xml:space="preserve"> </w:t>
+              <w:t xml:space="preserve">Найменування </w:t>
             </w:r>
             <w:r>
               <w:rPr>
@@ -1684,7 +1189,6 @@
                 <w:rFonts w:asciiTheme="majorBidi" w:hAnsiTheme="majorBidi" w:cstheme="majorBidi"/>
                 <w:sz w:val="20"/>
                 <w:szCs w:val="20"/>
-                <w:lang w:val="en-US"/>
               </w:rPr>
             </w:pPr>
             <w:r>
@@ -1692,29 +1196,8 @@
                 <w:rFonts w:asciiTheme="majorBidi" w:hAnsiTheme="majorBidi" w:cstheme="majorBidi"/>
                 <w:sz w:val="20"/>
                 <w:szCs w:val="20"/>
-                <w:lang w:val="en-US"/>
-              </w:rPr>
-              <w:t>{#</w:t>
-            </w:r>
-            <w:proofErr w:type="gramStart"/>
-            <w:r>
-              <w:rPr>
-                <w:rFonts w:asciiTheme="majorBidi" w:hAnsiTheme="majorBidi" w:cstheme="majorBidi"/>
-                <w:sz w:val="20"/>
-                <w:szCs w:val="20"/>
-                <w:lang w:val="en-US"/>
-              </w:rPr>
-              <w:t>items}{</w:t>
-            </w:r>
-            <w:proofErr w:type="gramEnd"/>
-            <w:r>
-              <w:rPr>
-                <w:rFonts w:asciiTheme="majorBidi" w:hAnsiTheme="majorBidi" w:cstheme="majorBidi"/>
-                <w:sz w:val="20"/>
-                <w:szCs w:val="20"/>
-                <w:lang w:val="en-US"/>
-              </w:rPr>
-              <w:t>treaty-job-item-number}</w:t>
+              </w:rPr>
+              <w:t>{#items}{treaty-job-item-number}</w:t>
             </w:r>
           </w:p>
         </w:tc>
@@ -1736,9 +1219,26 @@
                 <w:rFonts w:asciiTheme="majorBidi" w:hAnsiTheme="majorBidi" w:cstheme="majorBidi"/>
                 <w:sz w:val="20"/>
                 <w:szCs w:val="20"/>
-                <w:lang w:val="en-US"/>
-              </w:rPr>
-              <w:t>{treaty-job-item-title}</w:t>
+              </w:rPr>
+              <w:t>{</w:t>
+            </w:r>
+            <w:proofErr w:type="spellStart"/>
+            <w:r>
+              <w:rPr>
+                <w:rFonts w:asciiTheme="majorBidi" w:hAnsiTheme="majorBidi" w:cstheme="majorBidi"/>
+                <w:sz w:val="20"/>
+                <w:szCs w:val="20"/>
+              </w:rPr>
+              <w:t>treaty-job-item-title</w:t>
+            </w:r>
+            <w:proofErr w:type="spellEnd"/>
+            <w:r>
+              <w:rPr>
+                <w:rFonts w:asciiTheme="majorBidi" w:hAnsiTheme="majorBidi" w:cstheme="majorBidi"/>
+                <w:sz w:val="20"/>
+                <w:szCs w:val="20"/>
+              </w:rPr>
+              <w:t>}</w:t>
             </w:r>
           </w:p>
         </w:tc>
@@ -1761,9 +1261,26 @@
                 <w:rFonts w:asciiTheme="majorBidi" w:hAnsiTheme="majorBidi" w:cstheme="majorBidi"/>
                 <w:sz w:val="20"/>
                 <w:szCs w:val="20"/>
-                <w:lang w:val="en-US"/>
-              </w:rPr>
-              <w:t>{treaty-job-item-unit}</w:t>
+              </w:rPr>
+              <w:t>{</w:t>
+            </w:r>
+            <w:proofErr w:type="spellStart"/>
+            <w:r>
+              <w:rPr>
+                <w:rFonts w:asciiTheme="majorBidi" w:hAnsiTheme="majorBidi" w:cstheme="majorBidi"/>
+                <w:sz w:val="20"/>
+                <w:szCs w:val="20"/>
+              </w:rPr>
+              <w:t>treaty-job-item-unit</w:t>
+            </w:r>
+            <w:proofErr w:type="spellEnd"/>
+            <w:r>
+              <w:rPr>
+                <w:rFonts w:asciiTheme="majorBidi" w:hAnsiTheme="majorBidi" w:cstheme="majorBidi"/>
+                <w:sz w:val="20"/>
+                <w:szCs w:val="20"/>
+              </w:rPr>
+              <w:t>}</w:t>
             </w:r>
           </w:p>
         </w:tc>
@@ -1786,9 +1303,26 @@
                 <w:rFonts w:asciiTheme="majorBidi" w:hAnsiTheme="majorBidi" w:cstheme="majorBidi"/>
                 <w:sz w:val="20"/>
                 <w:szCs w:val="20"/>
-                <w:lang w:val="en-US"/>
-              </w:rPr>
-              <w:t>{treaty-job-item-quantity}</w:t>
+              </w:rPr>
+              <w:t>{</w:t>
+            </w:r>
+            <w:proofErr w:type="spellStart"/>
+            <w:r>
+              <w:rPr>
+                <w:rFonts w:asciiTheme="majorBidi" w:hAnsiTheme="majorBidi" w:cstheme="majorBidi"/>
+                <w:sz w:val="20"/>
+                <w:szCs w:val="20"/>
+              </w:rPr>
+              <w:t>treaty-job-item-quantity</w:t>
+            </w:r>
+            <w:proofErr w:type="spellEnd"/>
+            <w:r>
+              <w:rPr>
+                <w:rFonts w:asciiTheme="majorBidi" w:hAnsiTheme="majorBidi" w:cstheme="majorBidi"/>
+                <w:sz w:val="20"/>
+                <w:szCs w:val="20"/>
+              </w:rPr>
+              <w:t>}</w:t>
             </w:r>
           </w:p>
         </w:tc>
@@ -1811,9 +1345,26 @@
                 <w:rFonts w:asciiTheme="majorBidi" w:hAnsiTheme="majorBidi" w:cstheme="majorBidi"/>
                 <w:sz w:val="20"/>
                 <w:szCs w:val="20"/>
-                <w:lang w:val="en-US"/>
-              </w:rPr>
-              <w:t>{treaty-job-item-price}</w:t>
+              </w:rPr>
+              <w:t>{</w:t>
+            </w:r>
+            <w:proofErr w:type="spellStart"/>
+            <w:r>
+              <w:rPr>
+                <w:rFonts w:asciiTheme="majorBidi" w:hAnsiTheme="majorBidi" w:cstheme="majorBidi"/>
+                <w:sz w:val="20"/>
+                <w:szCs w:val="20"/>
+              </w:rPr>
+              <w:t>treaty-job-item-price</w:t>
+            </w:r>
+            <w:proofErr w:type="spellEnd"/>
+            <w:r>
+              <w:rPr>
+                <w:rFonts w:asciiTheme="majorBidi" w:hAnsiTheme="majorBidi" w:cstheme="majorBidi"/>
+                <w:sz w:val="20"/>
+                <w:szCs w:val="20"/>
+              </w:rPr>
+              <w:t>}</w:t>
             </w:r>
           </w:p>
         </w:tc>
@@ -1829,7 +1380,6 @@
                 <w:rFonts w:asciiTheme="majorBidi" w:hAnsiTheme="majorBidi" w:cstheme="majorBidi"/>
                 <w:sz w:val="20"/>
                 <w:szCs w:val="20"/>
-                <w:lang w:val="en-US"/>
               </w:rPr>
             </w:pPr>
             <w:r>
@@ -1837,29 +1387,44 @@
                 <w:rFonts w:asciiTheme="majorBidi" w:hAnsiTheme="majorBidi" w:cstheme="majorBidi"/>
                 <w:sz w:val="20"/>
                 <w:szCs w:val="20"/>
-                <w:lang w:val="en-US"/>
-              </w:rPr>
-              <w:t>{treaty-job-item-total-</w:t>
-            </w:r>
-            <w:proofErr w:type="gramStart"/>
-            <w:r>
-              <w:rPr>
-                <w:rFonts w:asciiTheme="majorBidi" w:hAnsiTheme="majorBidi" w:cstheme="majorBidi"/>
-                <w:sz w:val="20"/>
-                <w:szCs w:val="20"/>
-                <w:lang w:val="en-US"/>
-              </w:rPr>
-              <w:t>price}{</w:t>
-            </w:r>
-            <w:proofErr w:type="gramEnd"/>
-            <w:r>
-              <w:rPr>
-                <w:rFonts w:asciiTheme="majorBidi" w:hAnsiTheme="majorBidi" w:cstheme="majorBidi"/>
-                <w:sz w:val="20"/>
-                <w:szCs w:val="20"/>
-                <w:lang w:val="en-US"/>
-              </w:rPr>
-              <w:t>/items}</w:t>
+              </w:rPr>
+              <w:t>{</w:t>
+            </w:r>
+            <w:proofErr w:type="spellStart"/>
+            <w:r>
+              <w:rPr>
+                <w:rFonts w:asciiTheme="majorBidi" w:hAnsiTheme="majorBidi" w:cstheme="majorBidi"/>
+                <w:sz w:val="20"/>
+                <w:szCs w:val="20"/>
+              </w:rPr>
+              <w:t>treaty-job-item-total-price</w:t>
+            </w:r>
+            <w:proofErr w:type="spellEnd"/>
+            <w:r>
+              <w:rPr>
+                <w:rFonts w:asciiTheme="majorBidi" w:hAnsiTheme="majorBidi" w:cstheme="majorBidi"/>
+                <w:sz w:val="20"/>
+                <w:szCs w:val="20"/>
+              </w:rPr>
+              <w:t>}{/</w:t>
+            </w:r>
+            <w:proofErr w:type="spellStart"/>
+            <w:r>
+              <w:rPr>
+                <w:rFonts w:asciiTheme="majorBidi" w:hAnsiTheme="majorBidi" w:cstheme="majorBidi"/>
+                <w:sz w:val="20"/>
+                <w:szCs w:val="20"/>
+              </w:rPr>
+              <w:t>items</w:t>
+            </w:r>
+            <w:proofErr w:type="spellEnd"/>
+            <w:r>
+              <w:rPr>
+                <w:rFonts w:asciiTheme="majorBidi" w:hAnsiTheme="majorBidi" w:cstheme="majorBidi"/>
+                <w:sz w:val="20"/>
+                <w:szCs w:val="20"/>
+              </w:rPr>
+              <w:t>}</w:t>
             </w:r>
           </w:p>
         </w:tc>
@@ -1922,9 +1487,30 @@
                 <w:bCs/>
                 <w:sz w:val="20"/>
                 <w:szCs w:val="20"/>
-                <w:lang w:val="en-US"/>
-              </w:rPr>
-              <w:t>{treaty-jobs-price-without-tax}</w:t>
+              </w:rPr>
+              <w:t>{</w:t>
+            </w:r>
+            <w:proofErr w:type="spellStart"/>
+            <w:r>
+              <w:rPr>
+                <w:rFonts w:asciiTheme="majorBidi" w:hAnsiTheme="majorBidi" w:cstheme="majorBidi"/>
+                <w:b/>
+                <w:bCs/>
+                <w:sz w:val="20"/>
+                <w:szCs w:val="20"/>
+              </w:rPr>
+              <w:t>treaty-jobs-price-without-tax</w:t>
+            </w:r>
+            <w:proofErr w:type="spellEnd"/>
+            <w:r>
+              <w:rPr>
+                <w:rFonts w:asciiTheme="majorBidi" w:hAnsiTheme="majorBidi" w:cstheme="majorBidi"/>
+                <w:b/>
+                <w:bCs/>
+                <w:sz w:val="20"/>
+                <w:szCs w:val="20"/>
+              </w:rPr>
+              <w:t>}</w:t>
             </w:r>
           </w:p>
         </w:tc>
@@ -1987,9 +1573,30 @@
                 <w:bCs/>
                 <w:sz w:val="20"/>
                 <w:szCs w:val="20"/>
-                <w:lang w:val="en-US"/>
-              </w:rPr>
-              <w:t>{treaty-jobs-tax}</w:t>
+              </w:rPr>
+              <w:t>{</w:t>
+            </w:r>
+            <w:proofErr w:type="spellStart"/>
+            <w:r>
+              <w:rPr>
+                <w:rFonts w:asciiTheme="majorBidi" w:hAnsiTheme="majorBidi" w:cstheme="majorBidi"/>
+                <w:b/>
+                <w:bCs/>
+                <w:sz w:val="20"/>
+                <w:szCs w:val="20"/>
+              </w:rPr>
+              <w:t>treaty-jobs-tax</w:t>
+            </w:r>
+            <w:proofErr w:type="spellEnd"/>
+            <w:r>
+              <w:rPr>
+                <w:rFonts w:asciiTheme="majorBidi" w:hAnsiTheme="majorBidi" w:cstheme="majorBidi"/>
+                <w:b/>
+                <w:bCs/>
+                <w:sz w:val="20"/>
+                <w:szCs w:val="20"/>
+              </w:rPr>
+              <w:t>}</w:t>
             </w:r>
           </w:p>
         </w:tc>
@@ -2052,9 +1659,30 @@
                 <w:bCs/>
                 <w:sz w:val="20"/>
                 <w:szCs w:val="20"/>
-                <w:lang w:val="en-US"/>
-              </w:rPr>
-              <w:t>{treaty-jobs-price-with-tax}</w:t>
+              </w:rPr>
+              <w:t>{</w:t>
+            </w:r>
+            <w:proofErr w:type="spellStart"/>
+            <w:r>
+              <w:rPr>
+                <w:rFonts w:asciiTheme="majorBidi" w:hAnsiTheme="majorBidi" w:cstheme="majorBidi"/>
+                <w:b/>
+                <w:bCs/>
+                <w:sz w:val="20"/>
+                <w:szCs w:val="20"/>
+              </w:rPr>
+              <w:t>treaty-jobs-price-with-tax</w:t>
+            </w:r>
+            <w:proofErr w:type="spellEnd"/>
+            <w:r>
+              <w:rPr>
+                <w:rFonts w:asciiTheme="majorBidi" w:hAnsiTheme="majorBidi" w:cstheme="majorBidi"/>
+                <w:b/>
+                <w:bCs/>
+                <w:sz w:val="20"/>
+                <w:szCs w:val="20"/>
+              </w:rPr>
+              <w:t>}</w:t>
             </w:r>
           </w:p>
         </w:tc>
@@ -2132,6 +1760,7 @@
         </w:rPr>
         <w:t>{</w:t>
       </w:r>
+      <w:proofErr w:type="spellStart"/>
       <w:r>
         <w:rPr>
           <w:rFonts w:asciiTheme="majorBidi" w:hAnsiTheme="majorBidi" w:cstheme="majorBidi"/>
@@ -2139,52 +1768,10 @@
           <w:bCs/>
           <w:sz w:val="20"/>
           <w:szCs w:val="20"/>
-          <w:lang w:val="en-US"/>
-        </w:rPr>
-        <w:t>treaty</w:t>
-      </w:r>
-      <w:r>
-        <w:rPr>
-          <w:rFonts w:asciiTheme="majorBidi" w:hAnsiTheme="majorBidi" w:cstheme="majorBidi"/>
-          <w:b/>
-          <w:bCs/>
-          <w:sz w:val="20"/>
-          <w:szCs w:val="20"/>
-        </w:rPr>
-        <w:t>-</w:t>
-      </w:r>
-      <w:r>
-        <w:rPr>
-          <w:rFonts w:asciiTheme="majorBidi" w:hAnsiTheme="majorBidi" w:cstheme="majorBidi"/>
-          <w:b/>
-          <w:bCs/>
-          <w:sz w:val="20"/>
-          <w:szCs w:val="20"/>
-          <w:lang w:val="en-US"/>
-        </w:rPr>
-        <w:t>price</w:t>
-      </w:r>
-      <w:r>
-        <w:rPr>
-          <w:rFonts w:asciiTheme="majorBidi" w:hAnsiTheme="majorBidi" w:cstheme="majorBidi"/>
-          <w:b/>
-          <w:bCs/>
-          <w:sz w:val="20"/>
-          <w:szCs w:val="20"/>
-        </w:rPr>
-        <w:t>-</w:t>
-      </w:r>
-      <w:r>
-        <w:rPr>
-          <w:rFonts w:asciiTheme="majorBidi" w:hAnsiTheme="majorBidi" w:cstheme="majorBidi"/>
-          <w:b/>
-          <w:bCs/>
-          <w:sz w:val="20"/>
-          <w:szCs w:val="20"/>
-          <w:lang w:val="en-US"/>
-        </w:rPr>
-        <w:t>literal</w:t>
-      </w:r>
+        </w:rPr>
+        <w:t>treaty-price-literal</w:t>
+      </w:r>
+      <w:proofErr w:type="spellEnd"/>
       <w:r>
         <w:rPr>
           <w:rFonts w:asciiTheme="majorBidi" w:hAnsiTheme="majorBidi" w:cstheme="majorBidi"/>
@@ -2449,6 +2036,7 @@
         </w:rPr>
         <w:t>{</w:t>
       </w:r>
+      <w:proofErr w:type="spellStart"/>
       <w:r>
         <w:rPr>
           <w:rFonts w:asciiTheme="majorBidi" w:hAnsiTheme="majorBidi" w:cstheme="majorBidi"/>
@@ -2456,52 +2044,10 @@
           <w:bCs/>
           <w:sz w:val="20"/>
           <w:szCs w:val="20"/>
-          <w:lang w:val="en-US"/>
-        </w:rPr>
-        <w:t>treaty</w:t>
-      </w:r>
-      <w:r>
-        <w:rPr>
-          <w:rFonts w:asciiTheme="majorBidi" w:hAnsiTheme="majorBidi" w:cstheme="majorBidi"/>
-          <w:b/>
-          <w:bCs/>
-          <w:sz w:val="20"/>
-          <w:szCs w:val="20"/>
-        </w:rPr>
-        <w:t>-</w:t>
-      </w:r>
-      <w:r>
-        <w:rPr>
-          <w:rFonts w:asciiTheme="majorBidi" w:hAnsiTheme="majorBidi" w:cstheme="majorBidi"/>
-          <w:b/>
-          <w:bCs/>
-          <w:sz w:val="20"/>
-          <w:szCs w:val="20"/>
-          <w:lang w:val="en-US"/>
-        </w:rPr>
-        <w:t>job</w:t>
-      </w:r>
-      <w:r>
-        <w:rPr>
-          <w:rFonts w:asciiTheme="majorBidi" w:hAnsiTheme="majorBidi" w:cstheme="majorBidi"/>
-          <w:b/>
-          <w:bCs/>
-          <w:sz w:val="20"/>
-          <w:szCs w:val="20"/>
-        </w:rPr>
-        <w:t>-</w:t>
-      </w:r>
-      <w:r>
-        <w:rPr>
-          <w:rFonts w:asciiTheme="majorBidi" w:hAnsiTheme="majorBidi" w:cstheme="majorBidi"/>
-          <w:b/>
-          <w:bCs/>
-          <w:sz w:val="20"/>
-          <w:szCs w:val="20"/>
-          <w:lang w:val="en-US"/>
-        </w:rPr>
-        <w:t>duration</w:t>
-      </w:r>
+        </w:rPr>
+        <w:t>treaty-job-duration</w:t>
+      </w:r>
+      <w:proofErr w:type="spellEnd"/>
       <w:r>
         <w:rPr>
           <w:rFonts w:asciiTheme="majorBidi" w:hAnsiTheme="majorBidi" w:cstheme="majorBidi"/>
@@ -2732,6 +2278,7 @@
         </w:rPr>
         <w:t>{</w:t>
       </w:r>
+      <w:proofErr w:type="spellStart"/>
       <w:r>
         <w:rPr>
           <w:rFonts w:asciiTheme="majorBidi" w:hAnsiTheme="majorBidi" w:cstheme="majorBidi"/>
@@ -2739,31 +2286,10 @@
           <w:bCs/>
           <w:sz w:val="20"/>
           <w:szCs w:val="20"/>
-          <w:lang w:val="en-US"/>
-        </w:rPr>
-        <w:t>treaty</w:t>
-      </w:r>
-      <w:r>
-        <w:rPr>
-          <w:rFonts w:asciiTheme="majorBidi" w:hAnsiTheme="majorBidi" w:cstheme="majorBidi"/>
-          <w:b/>
-          <w:bCs/>
-          <w:sz w:val="20"/>
-          <w:szCs w:val="20"/>
-        </w:rPr>
-        <w:t>-</w:t>
-      </w:r>
-      <w:r>
-        <w:rPr>
-          <w:rFonts w:asciiTheme="majorBidi" w:hAnsiTheme="majorBidi" w:cstheme="majorBidi"/>
-          <w:b/>
-          <w:bCs/>
-          <w:sz w:val="20"/>
-          <w:szCs w:val="20"/>
-          <w:lang w:val="en-US"/>
-        </w:rPr>
-        <w:t>duration</w:t>
-      </w:r>
+        </w:rPr>
+        <w:t>treaty-duration</w:t>
+      </w:r>
+      <w:proofErr w:type="spellEnd"/>
       <w:r>
         <w:rPr>
           <w:rFonts w:asciiTheme="majorBidi" w:hAnsiTheme="majorBidi" w:cstheme="majorBidi"/>
@@ -2906,7 +2432,6 @@
                 <w:b/>
                 <w:sz w:val="20"/>
                 <w:szCs w:val="20"/>
-                <w:lang w:val="en-US"/>
               </w:rPr>
             </w:pPr>
             <w:r>
@@ -2915,17 +2440,16 @@
                 <w:b/>
                 <w:sz w:val="20"/>
                 <w:szCs w:val="20"/>
-                <w:lang w:val="en-US"/>
               </w:rPr>
               <w:t>{</w:t>
             </w:r>
-            <w:r>
-              <w:rPr>
-                <w:rFonts w:asciiTheme="majorBidi" w:hAnsiTheme="majorBidi" w:cstheme="majorBidi"/>
-                <w:b/>
-                <w:sz w:val="20"/>
-                <w:szCs w:val="20"/>
-                <w:lang w:val="en-US"/>
+            <w:proofErr w:type="spellStart"/>
+            <w:r>
+              <w:rPr>
+                <w:rFonts w:asciiTheme="majorBidi" w:hAnsiTheme="majorBidi" w:cstheme="majorBidi"/>
+                <w:b/>
+                <w:sz w:val="20"/>
+                <w:szCs w:val="20"/>
               </w:rPr>
               <w:t>treaty</w:t>
             </w:r>
@@ -2935,7 +2459,6 @@
                 <w:b/>
                 <w:sz w:val="20"/>
                 <w:szCs w:val="20"/>
-                <w:lang w:val="en-US"/>
               </w:rPr>
               <w:t>-sign-</w:t>
             </w:r>
@@ -2945,17 +2468,16 @@
                 <w:b/>
                 <w:sz w:val="20"/>
                 <w:szCs w:val="20"/>
-                <w:lang w:val="en-US"/>
               </w:rPr>
               <w:t>contractor</w:t>
             </w:r>
-            <w:r>
-              <w:rPr>
-                <w:rFonts w:asciiTheme="majorBidi" w:hAnsiTheme="majorBidi" w:cstheme="majorBidi"/>
-                <w:b/>
-                <w:sz w:val="20"/>
-                <w:szCs w:val="20"/>
-                <w:lang w:val="en-US"/>
+            <w:proofErr w:type="spellEnd"/>
+            <w:r>
+              <w:rPr>
+                <w:rFonts w:asciiTheme="majorBidi" w:hAnsiTheme="majorBidi" w:cstheme="majorBidi"/>
+                <w:b/>
+                <w:sz w:val="20"/>
+                <w:szCs w:val="20"/>
               </w:rPr>
               <w:t>}</w:t>
             </w:r>
@@ -3009,7 +2531,6 @@
                 <w:b/>
                 <w:sz w:val="20"/>
                 <w:szCs w:val="20"/>
-                <w:lang w:val="en-US"/>
               </w:rPr>
             </w:pPr>
           </w:p>
@@ -3021,7 +2542,6 @@
                 <w:b/>
                 <w:sz w:val="20"/>
                 <w:szCs w:val="20"/>
-                <w:lang w:val="en-US"/>
               </w:rPr>
             </w:pPr>
             <w:r>
@@ -3030,17 +2550,16 @@
                 <w:b/>
                 <w:sz w:val="20"/>
                 <w:szCs w:val="20"/>
-                <w:lang w:val="en-US"/>
               </w:rPr>
               <w:t>{</w:t>
             </w:r>
-            <w:r>
-              <w:rPr>
-                <w:rFonts w:asciiTheme="majorBidi" w:hAnsiTheme="majorBidi" w:cstheme="majorBidi"/>
-                <w:b/>
-                <w:sz w:val="20"/>
-                <w:szCs w:val="20"/>
-                <w:lang w:val="en-US"/>
+            <w:proofErr w:type="spellStart"/>
+            <w:r>
+              <w:rPr>
+                <w:rFonts w:asciiTheme="majorBidi" w:hAnsiTheme="majorBidi" w:cstheme="majorBidi"/>
+                <w:b/>
+                <w:sz w:val="20"/>
+                <w:szCs w:val="20"/>
               </w:rPr>
               <w:t>treaty</w:t>
             </w:r>
@@ -3050,9 +2569,18 @@
                 <w:b/>
                 <w:sz w:val="20"/>
                 <w:szCs w:val="20"/>
-                <w:lang w:val="en-US"/>
-              </w:rPr>
-              <w:t>-sign-customer}</w:t>
+              </w:rPr>
+              <w:t>-sign-customer</w:t>
+            </w:r>
+            <w:proofErr w:type="spellEnd"/>
+            <w:r>
+              <w:rPr>
+                <w:rFonts w:asciiTheme="majorBidi" w:hAnsiTheme="majorBidi" w:cstheme="majorBidi"/>
+                <w:b/>
+                <w:sz w:val="20"/>
+                <w:szCs w:val="20"/>
+              </w:rPr>
+              <w:t>}</w:t>
             </w:r>
             <w:bookmarkStart w:id="21" w:name="FirmNamePl"/>
             <w:bookmarkEnd w:id="21"/>
@@ -3087,7 +2615,6 @@
                 <w:rFonts w:asciiTheme="majorBidi" w:hAnsiTheme="majorBidi" w:cstheme="majorBidi"/>
                 <w:sz w:val="20"/>
                 <w:szCs w:val="20"/>
-                <w:lang w:val="en-US"/>
               </w:rPr>
             </w:pPr>
             <w:r>
@@ -3095,16 +2622,23 @@
                 <w:rFonts w:asciiTheme="majorBidi" w:hAnsiTheme="majorBidi" w:cstheme="majorBidi"/>
                 <w:sz w:val="20"/>
                 <w:szCs w:val="20"/>
-                <w:lang w:val="en-US"/>
-              </w:rPr>
-              <w:t>{treaty-</w:t>
-            </w:r>
-            <w:r>
-              <w:rPr>
-                <w:rFonts w:asciiTheme="majorBidi" w:hAnsiTheme="majorBidi" w:cstheme="majorBidi"/>
-                <w:sz w:val="20"/>
-                <w:szCs w:val="20"/>
-                <w:lang w:val="en-US"/>
+              </w:rPr>
+              <w:t>{</w:t>
+            </w:r>
+            <w:proofErr w:type="spellStart"/>
+            <w:r>
+              <w:rPr>
+                <w:rFonts w:asciiTheme="majorBidi" w:hAnsiTheme="majorBidi" w:cstheme="majorBidi"/>
+                <w:sz w:val="20"/>
+                <w:szCs w:val="20"/>
+              </w:rPr>
+              <w:t>treaty-</w:t>
+            </w:r>
+            <w:r>
+              <w:rPr>
+                <w:rFonts w:asciiTheme="majorBidi" w:hAnsiTheme="majorBidi" w:cstheme="majorBidi"/>
+                <w:sz w:val="20"/>
+                <w:szCs w:val="20"/>
               </w:rPr>
               <w:t>contractor</w:t>
             </w:r>
@@ -3113,9 +2647,17 @@
                 <w:rFonts w:asciiTheme="majorBidi" w:hAnsiTheme="majorBidi" w:cstheme="majorBidi"/>
                 <w:sz w:val="20"/>
                 <w:szCs w:val="20"/>
-                <w:lang w:val="en-US"/>
-              </w:rPr>
-              <w:t>-details}</w:t>
+              </w:rPr>
+              <w:t>-details</w:t>
+            </w:r>
+            <w:proofErr w:type="spellEnd"/>
+            <w:r>
+              <w:rPr>
+                <w:rFonts w:asciiTheme="majorBidi" w:hAnsiTheme="majorBidi" w:cstheme="majorBidi"/>
+                <w:sz w:val="20"/>
+                <w:szCs w:val="20"/>
+              </w:rPr>
+              <w:t>}</w:t>
             </w:r>
           </w:p>
         </w:tc>
@@ -3139,9 +2681,26 @@
                 <w:rFonts w:asciiTheme="majorBidi" w:hAnsiTheme="majorBidi" w:cstheme="majorBidi"/>
                 <w:sz w:val="20"/>
                 <w:szCs w:val="20"/>
-                <w:lang w:val="en-US"/>
-              </w:rPr>
-              <w:t>{treaty-customer-details}</w:t>
+              </w:rPr>
+              <w:t>{</w:t>
+            </w:r>
+            <w:proofErr w:type="spellStart"/>
+            <w:r>
+              <w:rPr>
+                <w:rFonts w:asciiTheme="majorBidi" w:hAnsiTheme="majorBidi" w:cstheme="majorBidi"/>
+                <w:sz w:val="20"/>
+                <w:szCs w:val="20"/>
+              </w:rPr>
+              <w:t>treaty-customer-details</w:t>
+            </w:r>
+            <w:proofErr w:type="spellEnd"/>
+            <w:r>
+              <w:rPr>
+                <w:rFonts w:asciiTheme="majorBidi" w:hAnsiTheme="majorBidi" w:cstheme="majorBidi"/>
+                <w:sz w:val="20"/>
+                <w:szCs w:val="20"/>
+              </w:rPr>
+              <w:t>}</w:t>
             </w:r>
           </w:p>
         </w:tc>
@@ -3220,17 +2779,16 @@
                 <w:b/>
                 <w:sz w:val="20"/>
                 <w:szCs w:val="20"/>
-                <w:lang w:val="en-US"/>
               </w:rPr>
               <w:t>{</w:t>
             </w:r>
-            <w:r>
-              <w:rPr>
-                <w:rFonts w:asciiTheme="majorBidi" w:hAnsiTheme="majorBidi" w:cstheme="majorBidi"/>
-                <w:b/>
-                <w:sz w:val="20"/>
-                <w:szCs w:val="20"/>
-                <w:lang w:val="en-US"/>
+            <w:proofErr w:type="spellStart"/>
+            <w:r>
+              <w:rPr>
+                <w:rFonts w:asciiTheme="majorBidi" w:hAnsiTheme="majorBidi" w:cstheme="majorBidi"/>
+                <w:b/>
+                <w:sz w:val="20"/>
+                <w:szCs w:val="20"/>
               </w:rPr>
               <w:t>treaty</w:t>
             </w:r>
@@ -3240,7 +2798,6 @@
                 <w:b/>
                 <w:sz w:val="20"/>
                 <w:szCs w:val="20"/>
-                <w:lang w:val="en-US"/>
               </w:rPr>
               <w:t>-sign-</w:t>
             </w:r>
@@ -3250,7 +2807,6 @@
                 <w:b/>
                 <w:sz w:val="20"/>
                 <w:szCs w:val="20"/>
-                <w:lang w:val="en-US"/>
               </w:rPr>
               <w:t>contractor</w:t>
             </w:r>
@@ -3260,9 +2816,18 @@
                 <w:b/>
                 <w:sz w:val="20"/>
                 <w:szCs w:val="20"/>
-                <w:lang w:val="en-US"/>
-              </w:rPr>
-              <w:t>-position}</w:t>
+              </w:rPr>
+              <w:t>-position</w:t>
+            </w:r>
+            <w:proofErr w:type="spellEnd"/>
+            <w:r>
+              <w:rPr>
+                <w:rFonts w:asciiTheme="majorBidi" w:hAnsiTheme="majorBidi" w:cstheme="majorBidi"/>
+                <w:b/>
+                <w:sz w:val="20"/>
+                <w:szCs w:val="20"/>
+              </w:rPr>
+              <w:t>}</w:t>
             </w:r>
           </w:p>
           <w:p>
@@ -3302,17 +2867,16 @@
                 <w:b/>
                 <w:sz w:val="20"/>
                 <w:szCs w:val="20"/>
-                <w:lang w:val="en-US"/>
               </w:rPr>
               <w:t>{</w:t>
             </w:r>
-            <w:r>
-              <w:rPr>
-                <w:rFonts w:asciiTheme="majorBidi" w:hAnsiTheme="majorBidi" w:cstheme="majorBidi"/>
-                <w:b/>
-                <w:sz w:val="20"/>
-                <w:szCs w:val="20"/>
-                <w:lang w:val="en-US"/>
+            <w:proofErr w:type="spellStart"/>
+            <w:r>
+              <w:rPr>
+                <w:rFonts w:asciiTheme="majorBidi" w:hAnsiTheme="majorBidi" w:cstheme="majorBidi"/>
+                <w:b/>
+                <w:sz w:val="20"/>
+                <w:szCs w:val="20"/>
               </w:rPr>
               <w:t>treaty</w:t>
             </w:r>
@@ -3322,7 +2886,6 @@
                 <w:b/>
                 <w:sz w:val="20"/>
                 <w:szCs w:val="20"/>
-                <w:lang w:val="en-US"/>
               </w:rPr>
               <w:t>-sign-</w:t>
             </w:r>
@@ -3332,7 +2895,6 @@
                 <w:b/>
                 <w:sz w:val="20"/>
                 <w:szCs w:val="20"/>
-                <w:lang w:val="en-US"/>
               </w:rPr>
               <w:t>contractor</w:t>
             </w:r>
@@ -3342,10 +2904,67 @@
                 <w:b/>
                 <w:sz w:val="20"/>
                 <w:szCs w:val="20"/>
-                <w:lang w:val="en-US"/>
-              </w:rPr>
-              <w:t>-person}</w:t>
-            </w:r>
+              </w:rPr>
+              <w:t>-person</w:t>
+            </w:r>
+            <w:proofErr w:type="spellEnd"/>
+            <w:r>
+              <w:rPr>
+                <w:rFonts w:asciiTheme="majorBidi" w:hAnsiTheme="majorBidi" w:cstheme="majorBidi"/>
+                <w:b/>
+                <w:sz w:val="20"/>
+                <w:szCs w:val="20"/>
+              </w:rPr>
+              <w:t>}</w:t>
+            </w:r>
+          </w:p>
+          <w:p>
+            <w:pPr>
+              <w:rPr>
+                <w:rFonts w:asciiTheme="majorBidi" w:hAnsiTheme="majorBidi" w:cstheme="majorBidi"/>
+                <w:bCs/>
+                <w:sz w:val="8"/>
+                <w:szCs w:val="8"/>
+              </w:rPr>
+            </w:pPr>
+            <w:r>
+              <w:rPr>
+                <w:rFonts w:asciiTheme="majorBidi" w:hAnsiTheme="majorBidi" w:cstheme="majorBidi"/>
+                <w:bCs/>
+                <w:sz w:val="20"/>
+                <w:szCs w:val="20"/>
+              </w:rPr>
+              <w:t xml:space="preserve">                      </w:t>
+            </w:r>
+          </w:p>
+          <w:p>
+            <w:pPr>
+              <w:rPr>
+                <w:rFonts w:asciiTheme="majorBidi" w:hAnsiTheme="majorBidi" w:cstheme="majorBidi"/>
+                <w:bCs/>
+                <w:sz w:val="16"/>
+                <w:szCs w:val="16"/>
+              </w:rPr>
+            </w:pPr>
+            <w:r>
+              <w:rPr>
+                <w:rFonts w:asciiTheme="majorBidi" w:hAnsiTheme="majorBidi" w:cstheme="majorBidi"/>
+                <w:bCs/>
+                <w:sz w:val="16"/>
+                <w:szCs w:val="16"/>
+              </w:rPr>
+              <w:t xml:space="preserve">                       (М.П.)</w:t>
+            </w:r>
+          </w:p>
+          <w:p>
+            <w:pPr>
+              <w:rPr>
+                <w:rFonts w:asciiTheme="majorBidi" w:hAnsiTheme="majorBidi" w:cstheme="majorBidi"/>
+                <w:bCs/>
+                <w:sz w:val="20"/>
+                <w:szCs w:val="20"/>
+              </w:rPr>
+            </w:pPr>
           </w:p>
           <w:p>
             <w:pPr>
@@ -3357,44 +2976,14 @@
                 <w:szCs w:val="20"/>
               </w:rPr>
             </w:pPr>
-          </w:p>
-          <w:p>
-            <w:pPr>
-              <w:rPr>
-                <w:rFonts w:asciiTheme="majorBidi" w:hAnsiTheme="majorBidi" w:cstheme="majorBidi"/>
-                <w:b/>
-                <w:sz w:val="20"/>
-                <w:szCs w:val="20"/>
-              </w:rPr>
-            </w:pPr>
             <w:r>
               <w:rPr>
                 <w:rFonts w:asciiTheme="majorBidi" w:hAnsiTheme="majorBidi" w:cstheme="majorBidi"/>
                 <w:bCs/>
                 <w:sz w:val="20"/>
                 <w:szCs w:val="20"/>
-                <w:lang w:val="en-US"/>
-              </w:rPr>
-              <w:t xml:space="preserve">                       (</w:t>
-            </w:r>
-            <w:r>
-              <w:rPr>
-                <w:rFonts w:asciiTheme="majorBidi" w:hAnsiTheme="majorBidi" w:cstheme="majorBidi"/>
-                <w:bCs/>
-                <w:sz w:val="20"/>
-                <w:szCs w:val="20"/>
-              </w:rPr>
-              <w:t>М.П.</w:t>
-            </w:r>
-            <w:r>
-              <w:rPr>
-                <w:rFonts w:asciiTheme="majorBidi" w:hAnsiTheme="majorBidi" w:cstheme="majorBidi"/>
-                <w:bCs/>
-                <w:sz w:val="20"/>
-                <w:szCs w:val="20"/>
-                <w:lang w:val="en-US"/>
-              </w:rPr>
-              <w:t>)</w:t>
+              </w:rPr>
+              <w:t>«____» __________________ 20___ р.</w:t>
             </w:r>
           </w:p>
         </w:tc>
@@ -3433,17 +3022,16 @@
                 <w:b/>
                 <w:sz w:val="20"/>
                 <w:szCs w:val="20"/>
-                <w:lang w:val="en-US"/>
               </w:rPr>
               <w:t>{</w:t>
             </w:r>
-            <w:r>
-              <w:rPr>
-                <w:rFonts w:asciiTheme="majorBidi" w:hAnsiTheme="majorBidi" w:cstheme="majorBidi"/>
-                <w:b/>
-                <w:sz w:val="20"/>
-                <w:szCs w:val="20"/>
-                <w:lang w:val="en-US"/>
+            <w:proofErr w:type="spellStart"/>
+            <w:r>
+              <w:rPr>
+                <w:rFonts w:asciiTheme="majorBidi" w:hAnsiTheme="majorBidi" w:cstheme="majorBidi"/>
+                <w:b/>
+                <w:sz w:val="20"/>
+                <w:szCs w:val="20"/>
               </w:rPr>
               <w:t>treaty</w:t>
             </w:r>
@@ -3453,9 +3041,18 @@
                 <w:b/>
                 <w:sz w:val="20"/>
                 <w:szCs w:val="20"/>
-                <w:lang w:val="en-US"/>
-              </w:rPr>
-              <w:t>-sign-customer-position}</w:t>
+              </w:rPr>
+              <w:t>-sign-customer-position</w:t>
+            </w:r>
+            <w:proofErr w:type="spellEnd"/>
+            <w:r>
+              <w:rPr>
+                <w:rFonts w:asciiTheme="majorBidi" w:hAnsiTheme="majorBidi" w:cstheme="majorBidi"/>
+                <w:b/>
+                <w:sz w:val="20"/>
+                <w:szCs w:val="20"/>
+              </w:rPr>
+              <w:t>}</w:t>
             </w:r>
           </w:p>
           <w:p>
@@ -3495,17 +3092,16 @@
                 <w:b/>
                 <w:sz w:val="20"/>
                 <w:szCs w:val="20"/>
-                <w:lang w:val="en-US"/>
               </w:rPr>
               <w:t>{</w:t>
             </w:r>
-            <w:r>
-              <w:rPr>
-                <w:rFonts w:asciiTheme="majorBidi" w:hAnsiTheme="majorBidi" w:cstheme="majorBidi"/>
-                <w:b/>
-                <w:sz w:val="20"/>
-                <w:szCs w:val="20"/>
-                <w:lang w:val="en-US"/>
+            <w:proofErr w:type="spellStart"/>
+            <w:r>
+              <w:rPr>
+                <w:rFonts w:asciiTheme="majorBidi" w:hAnsiTheme="majorBidi" w:cstheme="majorBidi"/>
+                <w:b/>
+                <w:sz w:val="20"/>
+                <w:szCs w:val="20"/>
               </w:rPr>
               <w:t>treaty</w:t>
             </w:r>
@@ -3515,10 +3111,67 @@
                 <w:b/>
                 <w:sz w:val="20"/>
                 <w:szCs w:val="20"/>
-                <w:lang w:val="en-US"/>
-              </w:rPr>
-              <w:t>-sign-customer-person}</w:t>
-            </w:r>
+              </w:rPr>
+              <w:t>-sign-customer-person</w:t>
+            </w:r>
+            <w:proofErr w:type="spellEnd"/>
+            <w:r>
+              <w:rPr>
+                <w:rFonts w:asciiTheme="majorBidi" w:hAnsiTheme="majorBidi" w:cstheme="majorBidi"/>
+                <w:b/>
+                <w:sz w:val="20"/>
+                <w:szCs w:val="20"/>
+              </w:rPr>
+              <w:t>}</w:t>
+            </w:r>
+          </w:p>
+          <w:p>
+            <w:pPr>
+              <w:rPr>
+                <w:rFonts w:asciiTheme="majorBidi" w:hAnsiTheme="majorBidi" w:cstheme="majorBidi"/>
+                <w:bCs/>
+                <w:sz w:val="8"/>
+                <w:szCs w:val="8"/>
+              </w:rPr>
+            </w:pPr>
+            <w:r>
+              <w:rPr>
+                <w:rFonts w:asciiTheme="majorBidi" w:hAnsiTheme="majorBidi" w:cstheme="majorBidi"/>
+                <w:bCs/>
+                <w:sz w:val="20"/>
+                <w:szCs w:val="20"/>
+              </w:rPr>
+              <w:t xml:space="preserve">                      </w:t>
+            </w:r>
+          </w:p>
+          <w:p>
+            <w:pPr>
+              <w:rPr>
+                <w:rFonts w:asciiTheme="majorBidi" w:hAnsiTheme="majorBidi" w:cstheme="majorBidi"/>
+                <w:bCs/>
+                <w:sz w:val="16"/>
+                <w:szCs w:val="16"/>
+              </w:rPr>
+            </w:pPr>
+            <w:r>
+              <w:rPr>
+                <w:rFonts w:asciiTheme="majorBidi" w:hAnsiTheme="majorBidi" w:cstheme="majorBidi"/>
+                <w:bCs/>
+                <w:sz w:val="16"/>
+                <w:szCs w:val="16"/>
+              </w:rPr>
+              <w:t xml:space="preserve">                       (М.П.)</w:t>
+            </w:r>
+          </w:p>
+          <w:p>
+            <w:pPr>
+              <w:rPr>
+                <w:rFonts w:asciiTheme="majorBidi" w:hAnsiTheme="majorBidi" w:cstheme="majorBidi"/>
+                <w:bCs/>
+                <w:sz w:val="20"/>
+                <w:szCs w:val="20"/>
+              </w:rPr>
+            </w:pPr>
           </w:p>
           <w:p>
             <w:pPr>
@@ -3530,44 +3183,14 @@
                 <w:szCs w:val="20"/>
               </w:rPr>
             </w:pPr>
-          </w:p>
-          <w:p>
-            <w:pPr>
-              <w:rPr>
-                <w:rFonts w:asciiTheme="majorBidi" w:hAnsiTheme="majorBidi" w:cstheme="majorBidi"/>
-                <w:b/>
-                <w:sz w:val="20"/>
-                <w:szCs w:val="20"/>
-              </w:rPr>
-            </w:pPr>
             <w:r>
               <w:rPr>
                 <w:rFonts w:asciiTheme="majorBidi" w:hAnsiTheme="majorBidi" w:cstheme="majorBidi"/>
                 <w:bCs/>
                 <w:sz w:val="20"/>
                 <w:szCs w:val="20"/>
-                <w:lang w:val="en-US"/>
-              </w:rPr>
-              <w:t xml:space="preserve">                       (</w:t>
-            </w:r>
-            <w:r>
-              <w:rPr>
-                <w:rFonts w:asciiTheme="majorBidi" w:hAnsiTheme="majorBidi" w:cstheme="majorBidi"/>
-                <w:bCs/>
-                <w:sz w:val="20"/>
-                <w:szCs w:val="20"/>
-              </w:rPr>
-              <w:t>М.П.</w:t>
-            </w:r>
-            <w:r>
-              <w:rPr>
-                <w:rFonts w:asciiTheme="majorBidi" w:hAnsiTheme="majorBidi" w:cstheme="majorBidi"/>
-                <w:bCs/>
-                <w:sz w:val="20"/>
-                <w:szCs w:val="20"/>
-                <w:lang w:val="en-US"/>
-              </w:rPr>
-              <w:t>)</w:t>
+              </w:rPr>
+              <w:t>«____» __________________ 20___ р.</w:t>
             </w:r>
           </w:p>
         </w:tc>
